--- a/gouvernance/word/10_Reglement_interieur.docx
+++ b/gouvernance/word/10_Reglement_interieur.docx
@@ -1939,7 +1939,7 @@
         <w:spacing w:after="50"/>
       </w:pPr>
       <w:r>
-        <w:t xml:space="preserve">Son plafond annuel est fixé par le Conseil d'Administration (2 500 € pour la première année). </w:t>
+        <w:t xml:space="preserve">Son plafond annuel est fixé par le Conseil d'Administration (4 000 € pour la première année, au titre du premier palier). </w:t>
       </w:r>
       <w:r>
         <w:rPr>
@@ -1986,6 +1986,29 @@
       </w:pPr>
       <w:r>
         <w:t xml:space="preserve">Les dons fléchés vers le fonds sont affectés à celui-ci et suivis séparément.</w:t>
+      </w:r>
+    </w:p>
+    <w:p>
+      <w:pPr>
+        <w:pStyle w:val="ListParagraph"/>
+        <w:numPr>
+          <w:ilvl w:val="0"/>
+          <w:numId w:val="2"/>
+        </w:numPr>
+        <w:spacing w:after="50"/>
+      </w:pPr>
+      <w:r>
+        <w:t xml:space="preserve">Les dons collectés pour le </w:t>
+      </w:r>
+      <w:r>
+        <w:rPr>
+          <w:b/>
+          <w:bCs/>
+        </w:rPr>
+        <w:t xml:space="preserve">premier palier</w:t>
+      </w:r>
+      <w:r>
+        <w:t xml:space="preserve"> (16 000 €) sont suivis sur une ligne dédiée et réservés à ses quatre postes : véhicule, Fonds de Premier Secours Social, équipe d'intervention, liaison et sécurité. Ils ne financent pas le fonctionnement courant.</w:t>
       </w:r>
     </w:p>
     <w:p>
@@ -2532,6 +2555,76 @@
         <w:pStyle w:val="Heading2"/>
       </w:pPr>
       <w:r>
+        <w:t xml:space="preserve">Article 22 bis — Véhicule de l'association</w:t>
+      </w:r>
+    </w:p>
+    <w:p>
+      <w:pPr>
+        <w:pStyle w:val="ListParagraph"/>
+        <w:numPr>
+          <w:ilvl w:val="0"/>
+          <w:numId w:val="2"/>
+        </w:numPr>
+        <w:spacing w:after="50"/>
+      </w:pPr>
+      <w:r>
+        <w:t xml:space="preserve">Le véhicule de l'association est réservé aux missions : accompagnement des personnes mises à l'abri vers l'hébergement ou un service, transport du matériel. Tout usage personnel est interdit.</w:t>
+      </w:r>
+    </w:p>
+    <w:p>
+      <w:pPr>
+        <w:pStyle w:val="ListParagraph"/>
+        <w:numPr>
+          <w:ilvl w:val="0"/>
+          <w:numId w:val="2"/>
+        </w:numPr>
+        <w:spacing w:after="50"/>
+      </w:pPr>
+      <w:r>
+        <w:t xml:space="preserve">Il n'est conduit que par un </w:t>
+      </w:r>
+      <w:r>
+        <w:rPr>
+          <w:b/>
+          <w:bCs/>
+        </w:rPr>
+        <w:t xml:space="preserve">conducteur désigné par le Bureau</w:t>
+      </w:r>
+      <w:r>
+        <w:t xml:space="preserve">, titulaire du permis B depuis au moins trois ans, dont le permis a été vérifié. La liste des conducteurs figure au document 25.</w:t>
+      </w:r>
+    </w:p>
+    <w:p>
+      <w:pPr>
+        <w:pStyle w:val="ListParagraph"/>
+        <w:numPr>
+          <w:ilvl w:val="0"/>
+          <w:numId w:val="2"/>
+        </w:numPr>
+        <w:spacing w:after="50"/>
+      </w:pPr>
+      <w:r>
+        <w:t xml:space="preserve">Un transport de personnes se fait toujours en binôme, et avec au moins une intervenante pour une femme seule ou une victime de violences. Les enfants voyagent dans un siège adapté à leur âge.</w:t>
+      </w:r>
+    </w:p>
+    <w:p>
+      <w:pPr>
+        <w:pStyle w:val="ListParagraph"/>
+        <w:numPr>
+          <w:ilvl w:val="0"/>
+          <w:numId w:val="2"/>
+        </w:numPr>
+        <w:spacing w:after="50"/>
+      </w:pPr>
+      <w:r>
+        <w:t xml:space="preserve">Chaque trajet est inscrit au carnet de bord (document 25). Les amendes relèvent du conducteur responsable ; tout sinistre est déclaré au Président le jour même.</w:t>
+      </w:r>
+    </w:p>
+    <w:p>
+      <w:pPr>
+        <w:pStyle w:val="Heading2"/>
+      </w:pPr>
+      <w:r>
         <w:t xml:space="preserve">Article 23 — Identification et image de l'association</w:t>
       </w:r>
     </w:p>
@@ -2653,7 +2746,7 @@
         <w:spacing w:after="50"/>
       </w:pPr>
       <w:r>
-        <w:t xml:space="preserve">de transporter une personne dans son véhicule sans accord préalable d'un dirigeant et sans avoir vérifié que son assurance couvre les trajets pour le compte d'une association ;</w:t>
+        <w:t xml:space="preserve">de transporter une personne accueillie dans son véhicule personnel : les transports se font avec le véhicule de l'association (article 22 bis), sauf accord préalable d'un dirigeant et après vérification que l'assurance du bénévole couvre les trajets pour le compte d'une association ;</w:t>
       </w:r>
     </w:p>
     <w:p>
@@ -2887,7 +2980,7 @@
         <w:jc w:val="both"/>
       </w:pPr>
       <w:r>
-        <w:t xml:space="preserve">La mise à l'abri temporaire (48 heures à 15 jours au plus, article 3 des statuts) n'est déclenchée qu'une fois le dispositif activé par le Conseil d'Administration (conventions hôtelières signées, bénévoles formés et assurés, fonds provisionné). Elle obéit au protocole adopté par le Conseil (document 18). Elle suppose la réunion de </w:t>
+        <w:t xml:space="preserve">La mise à l'abri temporaire (48 heures à 15 jours au plus, article 3 des statuts) n'est déclenchée qu'une fois le dispositif activé par le Conseil d'Administration (premier palier de 16 000 € réuni, conventions hôtelières signées, bénévoles formés et assurés, fonds provisionné, véhicule assuré). Elle obéit au protocole adopté par le Conseil (document 18). Elle suppose la réunion de </w:t>
       </w:r>
       <w:r>
         <w:rPr>
